--- a/template_final_report.docx
+++ b/template_final_report.docx
@@ -9,7 +9,6 @@
           <w:rStyle w:val="af"/>
         </w:rPr>
       </w:pPr>
-      <w:proofErr w:type="spellStart"/>
       <w:r>
         <w:rPr>
           <w:rStyle w:val="af"/>
@@ -17,7 +16,6 @@
         </w:rPr>
         <w:t>ㅣ</w:t>
       </w:r>
-      <w:proofErr w:type="spellEnd"/>
     </w:p>
     <w:p>
       <w:pPr>
@@ -40,7 +38,6 @@
           <w:dataBinding w:prefixMappings="xmlns:ns0='http://purl.org/dc/elements/1.1/' xmlns:ns1='http://schemas.openxmlformats.org/package/2006/metadata/core-properties' " w:xpath="/ns1:coreProperties[1]/ns0:creator[1]" w:storeItemID="{6C3C8BC8-F283-45AE-878A-BAB7291924A1}"/>
           <w:text/>
         </w:sdtPr>
-        <w:sdtEndPr/>
         <w:sdtContent>
           <w:r>
             <w:rPr>
@@ -171,7 +168,6 @@
                 <w:sz w:val="20"/>
               </w:rPr>
             </w:pPr>
-            <w:proofErr w:type="gramStart"/>
             <w:r>
               <w:rPr>
                 <w:rFonts w:ascii="Consolas" w:eastAsiaTheme="minorEastAsia" w:hAnsi="Consolas" w:cs="Consolas" w:hint="eastAsia"/>
@@ -192,7 +188,6 @@
               </w:rPr>
               <w:t>아래</w:t>
             </w:r>
-            <w:proofErr w:type="gramEnd"/>
             <w:r>
               <w:rPr>
                 <w:rFonts w:ascii="Consolas" w:eastAsiaTheme="minorEastAsia" w:hAnsi="Consolas" w:cs="Consolas" w:hint="eastAsia"/>
@@ -369,35 +364,7 @@
                 <w:color w:val="000000"/>
                 <w:sz w:val="20"/>
               </w:rPr>
-              <w:t xml:space="preserve"> </w:t>
-            </w:r>
-            <w:proofErr w:type="spellStart"/>
-            <w:proofErr w:type="gramStart"/>
-            <w:r>
-              <w:rPr>
-                <w:rFonts w:ascii="Consolas" w:eastAsiaTheme="minorEastAsia" w:hAnsi="Consolas" w:cs="Consolas"/>
-                <w:color w:val="000000"/>
-                <w:sz w:val="20"/>
-              </w:rPr>
-              <w:t>java.util</w:t>
-            </w:r>
-            <w:proofErr w:type="gramEnd"/>
-            <w:r>
-              <w:rPr>
-                <w:rFonts w:ascii="Consolas" w:eastAsiaTheme="minorEastAsia" w:hAnsi="Consolas" w:cs="Consolas"/>
-                <w:color w:val="000000"/>
-                <w:sz w:val="20"/>
-              </w:rPr>
-              <w:t>.Scanner</w:t>
-            </w:r>
-            <w:proofErr w:type="spellEnd"/>
-            <w:r>
-              <w:rPr>
-                <w:rFonts w:ascii="Consolas" w:eastAsiaTheme="minorEastAsia" w:hAnsi="Consolas" w:cs="Consolas"/>
-                <w:color w:val="000000"/>
-                <w:sz w:val="20"/>
-              </w:rPr>
-              <w:t>;</w:t>
+              <w:t xml:space="preserve"> java.util.Scanner;</w:t>
             </w:r>
           </w:p>
           <w:p>
@@ -461,25 +428,7 @@
                 <w:color w:val="000000"/>
                 <w:sz w:val="20"/>
               </w:rPr>
-              <w:t xml:space="preserve"> </w:t>
-            </w:r>
-            <w:proofErr w:type="spellStart"/>
-            <w:r>
-              <w:rPr>
-                <w:rFonts w:ascii="Consolas" w:eastAsiaTheme="minorEastAsia" w:hAnsi="Consolas" w:cs="Consolas"/>
-                <w:color w:val="000000"/>
-                <w:sz w:val="20"/>
-              </w:rPr>
-              <w:t>FirstProgram</w:t>
-            </w:r>
-            <w:proofErr w:type="spellEnd"/>
-            <w:r>
-              <w:rPr>
-                <w:rFonts w:ascii="Consolas" w:eastAsiaTheme="minorEastAsia" w:hAnsi="Consolas" w:cs="Consolas"/>
-                <w:color w:val="000000"/>
-                <w:sz w:val="20"/>
-              </w:rPr>
-              <w:t xml:space="preserve"> {</w:t>
+              <w:t xml:space="preserve"> FirstProgram {</w:t>
             </w:r>
           </w:p>
           <w:p>
@@ -708,14 +657,12 @@
       <w:pPr>
         <w:pStyle w:val="2"/>
       </w:pPr>
-      <w:proofErr w:type="spellStart"/>
       <w:r>
         <w:rPr>
           <w:rFonts w:hint="eastAsia"/>
         </w:rPr>
         <w:t>Github</w:t>
       </w:r>
-      <w:proofErr w:type="spellEnd"/>
       <w:r>
         <w:t xml:space="preserve"> (Screen Shots)</w:t>
       </w:r>
@@ -773,7 +720,7 @@
               <w:jc w:val="both"/>
               <w:cnfStyle w:val="100000000000" w:firstRow="1" w:lastRow="0" w:firstColumn="0" w:lastColumn="0" w:oddVBand="0" w:evenVBand="0" w:oddHBand="0" w:evenHBand="0" w:firstRowFirstColumn="0" w:firstRowLastColumn="0" w:lastRowFirstColumn="0" w:lastRowLastColumn="0"/>
               <w:rPr>
-                <w:rFonts w:ascii="Arial" w:hAnsi="Arial" w:cs="Arial" w:hint="eastAsia"/>
+                <w:rFonts w:ascii="Arial" w:hAnsi="Arial" w:cs="Arial"/>
                 <w:b w:val="0"/>
                 <w:sz w:val="20"/>
               </w:rPr>
@@ -792,18 +739,8 @@
                 <w:b w:val="0"/>
                 <w:sz w:val="20"/>
               </w:rPr>
-              <w:t xml:space="preserve"> </w:t>
-            </w:r>
-            <w:proofErr w:type="spellStart"/>
-            <w:r>
-              <w:rPr>
-                <w:rFonts w:ascii="Arial" w:hAnsi="Arial" w:cs="Arial" w:hint="eastAsia"/>
-                <w:b w:val="0"/>
-                <w:sz w:val="20"/>
-              </w:rPr>
-              <w:t>Github</w:t>
-            </w:r>
-            <w:proofErr w:type="spellEnd"/>
+              <w:t xml:space="preserve"> Github</w:t>
+            </w:r>
             <w:r>
               <w:rPr>
                 <w:rFonts w:ascii="Arial" w:hAnsi="Arial" w:cs="Arial" w:hint="eastAsia"/>
@@ -1090,7 +1027,6 @@
                 <w:sz w:val="20"/>
               </w:rPr>
             </w:pPr>
-            <w:proofErr w:type="gramStart"/>
             <w:r>
               <w:rPr>
                 <w:rFonts w:ascii="Consolas" w:eastAsiaTheme="minorEastAsia" w:hAnsi="Consolas" w:cs="Consolas" w:hint="eastAsia"/>
@@ -1111,7 +1047,6 @@
               </w:rPr>
               <w:t>아래</w:t>
             </w:r>
-            <w:proofErr w:type="gramEnd"/>
             <w:r>
               <w:rPr>
                 <w:rFonts w:ascii="Consolas" w:eastAsiaTheme="minorEastAsia" w:hAnsi="Consolas" w:cs="Consolas" w:hint="eastAsia"/>
@@ -1288,35 +1223,7 @@
                 <w:color w:val="000000"/>
                 <w:sz w:val="20"/>
               </w:rPr>
-              <w:t xml:space="preserve"> </w:t>
-            </w:r>
-            <w:proofErr w:type="spellStart"/>
-            <w:proofErr w:type="gramStart"/>
-            <w:r>
-              <w:rPr>
-                <w:rFonts w:ascii="Consolas" w:eastAsiaTheme="minorEastAsia" w:hAnsi="Consolas" w:cs="Consolas"/>
-                <w:color w:val="000000"/>
-                <w:sz w:val="20"/>
-              </w:rPr>
-              <w:t>java.util</w:t>
-            </w:r>
-            <w:proofErr w:type="gramEnd"/>
-            <w:r>
-              <w:rPr>
-                <w:rFonts w:ascii="Consolas" w:eastAsiaTheme="minorEastAsia" w:hAnsi="Consolas" w:cs="Consolas"/>
-                <w:color w:val="000000"/>
-                <w:sz w:val="20"/>
-              </w:rPr>
-              <w:t>.Scanner</w:t>
-            </w:r>
-            <w:proofErr w:type="spellEnd"/>
-            <w:r>
-              <w:rPr>
-                <w:rFonts w:ascii="Consolas" w:eastAsiaTheme="minorEastAsia" w:hAnsi="Consolas" w:cs="Consolas"/>
-                <w:color w:val="000000"/>
-                <w:sz w:val="20"/>
-              </w:rPr>
-              <w:t>;</w:t>
+              <w:t xml:space="preserve"> java.util.Scanner;</w:t>
             </w:r>
           </w:p>
           <w:p>
@@ -1380,25 +1287,7 @@
                 <w:color w:val="000000"/>
                 <w:sz w:val="20"/>
               </w:rPr>
-              <w:t xml:space="preserve"> </w:t>
-            </w:r>
-            <w:proofErr w:type="spellStart"/>
-            <w:r>
-              <w:rPr>
-                <w:rFonts w:ascii="Consolas" w:eastAsiaTheme="minorEastAsia" w:hAnsi="Consolas" w:cs="Consolas"/>
-                <w:color w:val="000000"/>
-                <w:sz w:val="20"/>
-              </w:rPr>
-              <w:t>FirstProgram</w:t>
-            </w:r>
-            <w:proofErr w:type="spellEnd"/>
-            <w:r>
-              <w:rPr>
-                <w:rFonts w:ascii="Consolas" w:eastAsiaTheme="minorEastAsia" w:hAnsi="Consolas" w:cs="Consolas"/>
-                <w:color w:val="000000"/>
-                <w:sz w:val="20"/>
-              </w:rPr>
-              <w:t xml:space="preserve"> {</w:t>
+              <w:t xml:space="preserve"> FirstProgram {</w:t>
             </w:r>
           </w:p>
           <w:p>
@@ -1481,7 +1370,7 @@
               <w:spacing w:after="0" w:line="240" w:lineRule="auto"/>
               <w:jc w:val="both"/>
               <w:rPr>
-                <w:rFonts w:ascii="Arial" w:hAnsi="Arial" w:cs="Arial" w:hint="eastAsia"/>
+                <w:rFonts w:ascii="Arial" w:hAnsi="Arial" w:cs="Arial"/>
                 <w:b w:val="0"/>
                 <w:sz w:val="20"/>
               </w:rPr>
@@ -1635,14 +1524,12 @@
       <w:pPr>
         <w:pStyle w:val="2"/>
       </w:pPr>
-      <w:proofErr w:type="spellStart"/>
       <w:r>
         <w:rPr>
           <w:rFonts w:hint="eastAsia"/>
         </w:rPr>
         <w:t>Github</w:t>
       </w:r>
-      <w:proofErr w:type="spellEnd"/>
       <w:r>
         <w:t xml:space="preserve"> (Screen Shots)</w:t>
       </w:r>
@@ -1674,7 +1561,7 @@
               <w:spacing w:after="0" w:line="240" w:lineRule="auto"/>
               <w:jc w:val="both"/>
               <w:rPr>
-                <w:rFonts w:ascii="Arial" w:hAnsi="Arial" w:cs="Arial" w:hint="eastAsia"/>
+                <w:rFonts w:ascii="Arial" w:hAnsi="Arial" w:cs="Arial"/>
                 <w:b w:val="0"/>
                 <w:sz w:val="20"/>
               </w:rPr>
@@ -1708,7 +1595,7 @@
               <w:jc w:val="both"/>
               <w:cnfStyle w:val="100000000000" w:firstRow="1" w:lastRow="0" w:firstColumn="0" w:lastColumn="0" w:oddVBand="0" w:evenVBand="0" w:oddHBand="0" w:evenHBand="0" w:firstRowFirstColumn="0" w:firstRowLastColumn="0" w:lastRowFirstColumn="0" w:lastRowLastColumn="0"/>
               <w:rPr>
-                <w:rFonts w:ascii="Arial" w:hAnsi="Arial" w:cs="Arial" w:hint="eastAsia"/>
+                <w:rFonts w:ascii="Arial" w:hAnsi="Arial" w:cs="Arial"/>
                 <w:b w:val="0"/>
                 <w:sz w:val="20"/>
               </w:rPr>
@@ -1727,18 +1614,8 @@
                 <w:b w:val="0"/>
                 <w:sz w:val="20"/>
               </w:rPr>
-              <w:t xml:space="preserve"> </w:t>
-            </w:r>
-            <w:proofErr w:type="spellStart"/>
-            <w:r>
-              <w:rPr>
-                <w:rFonts w:ascii="Arial" w:hAnsi="Arial" w:cs="Arial" w:hint="eastAsia"/>
-                <w:b w:val="0"/>
-                <w:sz w:val="20"/>
-              </w:rPr>
-              <w:t>Github</w:t>
-            </w:r>
-            <w:proofErr w:type="spellEnd"/>
+              <w:t xml:space="preserve"> Github</w:t>
+            </w:r>
             <w:r>
               <w:rPr>
                 <w:rFonts w:ascii="Arial" w:hAnsi="Arial" w:cs="Arial" w:hint="eastAsia"/>
@@ -2017,7 +1894,6 @@
                 <w:sz w:val="20"/>
               </w:rPr>
             </w:pPr>
-            <w:proofErr w:type="gramStart"/>
             <w:r>
               <w:rPr>
                 <w:rFonts w:ascii="Consolas" w:eastAsiaTheme="minorEastAsia" w:hAnsi="Consolas" w:cs="Consolas" w:hint="eastAsia"/>
@@ -2038,7 +1914,6 @@
               </w:rPr>
               <w:t>아래</w:t>
             </w:r>
-            <w:proofErr w:type="gramEnd"/>
             <w:r>
               <w:rPr>
                 <w:rFonts w:ascii="Consolas" w:eastAsiaTheme="minorEastAsia" w:hAnsi="Consolas" w:cs="Consolas" w:hint="eastAsia"/>
@@ -2215,35 +2090,7 @@
                 <w:color w:val="000000"/>
                 <w:sz w:val="20"/>
               </w:rPr>
-              <w:t xml:space="preserve"> </w:t>
-            </w:r>
-            <w:proofErr w:type="spellStart"/>
-            <w:proofErr w:type="gramStart"/>
-            <w:r>
-              <w:rPr>
-                <w:rFonts w:ascii="Consolas" w:eastAsiaTheme="minorEastAsia" w:hAnsi="Consolas" w:cs="Consolas"/>
-                <w:color w:val="000000"/>
-                <w:sz w:val="20"/>
-              </w:rPr>
-              <w:t>java.util</w:t>
-            </w:r>
-            <w:proofErr w:type="gramEnd"/>
-            <w:r>
-              <w:rPr>
-                <w:rFonts w:ascii="Consolas" w:eastAsiaTheme="minorEastAsia" w:hAnsi="Consolas" w:cs="Consolas"/>
-                <w:color w:val="000000"/>
-                <w:sz w:val="20"/>
-              </w:rPr>
-              <w:t>.Scanner</w:t>
-            </w:r>
-            <w:proofErr w:type="spellEnd"/>
-            <w:r>
-              <w:rPr>
-                <w:rFonts w:ascii="Consolas" w:eastAsiaTheme="minorEastAsia" w:hAnsi="Consolas" w:cs="Consolas"/>
-                <w:color w:val="000000"/>
-                <w:sz w:val="20"/>
-              </w:rPr>
-              <w:t>;</w:t>
+              <w:t xml:space="preserve"> java.util.Scanner;</w:t>
             </w:r>
           </w:p>
           <w:p>
@@ -2307,25 +2154,7 @@
                 <w:color w:val="000000"/>
                 <w:sz w:val="20"/>
               </w:rPr>
-              <w:t xml:space="preserve"> </w:t>
-            </w:r>
-            <w:proofErr w:type="spellStart"/>
-            <w:r>
-              <w:rPr>
-                <w:rFonts w:ascii="Consolas" w:eastAsiaTheme="minorEastAsia" w:hAnsi="Consolas" w:cs="Consolas"/>
-                <w:color w:val="000000"/>
-                <w:sz w:val="20"/>
-              </w:rPr>
-              <w:t>FirstProgram</w:t>
-            </w:r>
-            <w:proofErr w:type="spellEnd"/>
-            <w:r>
-              <w:rPr>
-                <w:rFonts w:ascii="Consolas" w:eastAsiaTheme="minorEastAsia" w:hAnsi="Consolas" w:cs="Consolas"/>
-                <w:color w:val="000000"/>
-                <w:sz w:val="20"/>
-              </w:rPr>
-              <w:t xml:space="preserve"> {</w:t>
+              <w:t xml:space="preserve"> FirstProgram {</w:t>
             </w:r>
           </w:p>
           <w:p>
@@ -2415,46 +2244,24 @@
                 <w:color w:val="000000"/>
                 <w:sz w:val="20"/>
               </w:rPr>
-              <w:t xml:space="preserve"> </w:t>
-            </w:r>
-            <w:proofErr w:type="gramStart"/>
+              <w:t xml:space="preserve"> main(String[] </w:t>
+            </w:r>
+            <w:r>
+              <w:rPr>
+                <w:rFonts w:ascii="Consolas" w:eastAsiaTheme="minorEastAsia" w:hAnsi="Consolas" w:cs="Consolas"/>
+                <w:color w:val="6A3E3E"/>
+                <w:sz w:val="20"/>
+              </w:rPr>
+              <w:t>args</w:t>
+            </w:r>
             <w:r>
               <w:rPr>
                 <w:rFonts w:ascii="Consolas" w:eastAsiaTheme="minorEastAsia" w:hAnsi="Consolas" w:cs="Consolas"/>
                 <w:color w:val="000000"/>
                 <w:sz w:val="20"/>
               </w:rPr>
-              <w:t>main(String[</w:t>
-            </w:r>
-            <w:proofErr w:type="gramEnd"/>
-            <w:r>
-              <w:rPr>
-                <w:rFonts w:ascii="Consolas" w:eastAsiaTheme="minorEastAsia" w:hAnsi="Consolas" w:cs="Consolas"/>
-                <w:color w:val="000000"/>
-                <w:sz w:val="20"/>
-              </w:rPr>
-              <w:t xml:space="preserve">] </w:t>
-            </w:r>
-            <w:proofErr w:type="spellStart"/>
-            <w:proofErr w:type="gramStart"/>
-            <w:r>
-              <w:rPr>
-                <w:rFonts w:ascii="Consolas" w:eastAsiaTheme="minorEastAsia" w:hAnsi="Consolas" w:cs="Consolas"/>
-                <w:color w:val="6A3E3E"/>
-                <w:sz w:val="20"/>
-              </w:rPr>
-              <w:t>args</w:t>
-            </w:r>
-            <w:proofErr w:type="spellEnd"/>
-            <w:r>
-              <w:rPr>
-                <w:rFonts w:ascii="Consolas" w:eastAsiaTheme="minorEastAsia" w:hAnsi="Consolas" w:cs="Consolas"/>
-                <w:color w:val="000000"/>
-                <w:sz w:val="20"/>
-              </w:rPr>
               <w:t>) {</w:t>
             </w:r>
-            <w:proofErr w:type="gramEnd"/>
           </w:p>
           <w:p>
             <w:pPr>
@@ -2586,18 +2393,26 @@
               <w:spacing w:after="0" w:line="240" w:lineRule="auto"/>
               <w:jc w:val="both"/>
               <w:rPr>
+                <w:rFonts w:ascii="Arial" w:hAnsi="Arial" w:cs="Arial" w:hint="eastAsia"/>
+                <w:b w:val="0"/>
+                <w:sz w:val="20"/>
+              </w:rPr>
+            </w:pPr>
+            <w:r>
+              <w:rPr>
                 <w:rFonts w:ascii="Arial" w:hAnsi="Arial" w:cs="Arial"/>
                 <w:b w:val="0"/>
                 <w:sz w:val="20"/>
               </w:rPr>
-            </w:pPr>
-            <w:r>
-              <w:rPr>
-                <w:rFonts w:ascii="Arial" w:hAnsi="Arial" w:cs="Arial"/>
-                <w:b w:val="0"/>
-                <w:sz w:val="20"/>
-              </w:rPr>
-              <w:t>#1</w:t>
+              <w:t>#</w:t>
+            </w:r>
+            <w:r>
+              <w:rPr>
+                <w:rFonts w:ascii="Arial" w:hAnsi="Arial" w:cs="Arial" w:hint="eastAsia"/>
+                <w:b w:val="0"/>
+                <w:sz w:val="20"/>
+              </w:rPr>
+              <w:t>3</w:t>
             </w:r>
           </w:p>
         </w:tc>
@@ -2733,14 +2548,12 @@
       <w:pPr>
         <w:pStyle w:val="2"/>
       </w:pPr>
-      <w:proofErr w:type="spellStart"/>
       <w:r>
         <w:rPr>
           <w:rFonts w:hint="eastAsia"/>
         </w:rPr>
         <w:t>Github</w:t>
       </w:r>
-      <w:proofErr w:type="spellEnd"/>
       <w:r>
         <w:t xml:space="preserve"> (Screen Shots)</w:t>
       </w:r>
@@ -2791,7 +2604,7 @@
                 <w:b w:val="0"/>
                 <w:sz w:val="20"/>
               </w:rPr>
-              <w:t>2</w:t>
+              <w:t>3</w:t>
             </w:r>
           </w:p>
         </w:tc>
@@ -2806,7 +2619,7 @@
               <w:jc w:val="both"/>
               <w:cnfStyle w:val="100000000000" w:firstRow="1" w:lastRow="0" w:firstColumn="0" w:lastColumn="0" w:oddVBand="0" w:evenVBand="0" w:oddHBand="0" w:evenHBand="0" w:firstRowFirstColumn="0" w:firstRowLastColumn="0" w:lastRowFirstColumn="0" w:lastRowLastColumn="0"/>
               <w:rPr>
-                <w:rFonts w:ascii="Arial" w:hAnsi="Arial" w:cs="Arial" w:hint="eastAsia"/>
+                <w:rFonts w:ascii="Arial" w:hAnsi="Arial" w:cs="Arial"/>
                 <w:b w:val="0"/>
                 <w:sz w:val="20"/>
               </w:rPr>
@@ -2825,18 +2638,8 @@
                 <w:b w:val="0"/>
                 <w:sz w:val="20"/>
               </w:rPr>
-              <w:t xml:space="preserve"> </w:t>
-            </w:r>
-            <w:proofErr w:type="spellStart"/>
-            <w:r>
-              <w:rPr>
-                <w:rFonts w:ascii="Arial" w:hAnsi="Arial" w:cs="Arial" w:hint="eastAsia"/>
-                <w:b w:val="0"/>
-                <w:sz w:val="20"/>
-              </w:rPr>
-              <w:t>Github</w:t>
-            </w:r>
-            <w:proofErr w:type="spellEnd"/>
+              <w:t xml:space="preserve"> Github</w:t>
+            </w:r>
             <w:r>
               <w:rPr>
                 <w:rFonts w:ascii="Arial" w:hAnsi="Arial" w:cs="Arial" w:hint="eastAsia"/>
@@ -3033,7 +2836,6 @@
         <w:spacing w:after="160" w:line="259" w:lineRule="auto"/>
         <w:jc w:val="both"/>
         <w:rPr>
-          <w:rFonts w:hint="eastAsia"/>
           <w:b/>
           <w:bCs/>
           <w:caps/>
@@ -4747,10 +4549,12 @@
     <w:rsid w:val="00503D2D"/>
     <w:rsid w:val="00576A1B"/>
     <w:rsid w:val="005A346B"/>
+    <w:rsid w:val="005A7F25"/>
     <w:rsid w:val="007C31F8"/>
     <w:rsid w:val="007E1B40"/>
     <w:rsid w:val="007E5BD9"/>
     <w:rsid w:val="00881CFC"/>
+    <w:rsid w:val="008D1FC3"/>
     <w:rsid w:val="00A3634D"/>
     <w:rsid w:val="00B07AA4"/>
     <w:rsid w:val="00BA581E"/>
